--- a/dist/BO_NOP_HOAN_CHINH_2026-06/1_papers/P8_World_Development/01_manuscript_blinded.docx
+++ b/dist/BO_NOP_HOAN_CHINH_2026-06/1_papers/P8_World_Development/01_manuscript_blinded.docx
@@ -1172,7 +1172,7 @@
       <w:r>
         <w:drawing>
           <wp:inline>
-            <wp:extent cx="5334000" cy="2401619"/>
+            <wp:extent cx="5753100" cy="2590318"/>
             <wp:effectExtent b="0" l="0" r="0" t="0"/>
             <wp:docPr descr="Figure 1. The inverted-U dissolves at the periphery. Mainland transition economies show a sharp concave inverted-U (panel a); in Pacific SIDS the inverted-U is statistically absent, and conditional on firm capability a suggestive convex pattern emerges (panel b), implying a productivity penalty across the low-to-moderate export-intensity range where almost all island firms operate." title="" id="32" name="Picture"/>
             <a:graphic>
@@ -1193,7 +1193,7 @@
                   <pic:spPr bwMode="auto">
                     <a:xfrm>
                       <a:off x="0" y="0"/>
-                      <a:ext cx="5334000" cy="2401619"/>
+                      <a:ext cx="5753100" cy="2590318"/>
                     </a:xfrm>
                     <a:prstGeom prst="rect">
                       <a:avLst/>
@@ -2032,7 +2032,10 @@
     </w:p>
     <w:bookmarkEnd w:id="44"/>
     <w:bookmarkEnd w:id="45"/>
-    <w:sectPr/>
+    <w:sectPr>
+      <w:pgSz w:h="16838" w:w="11906"/>
+      <w:pgMar w:bottom="1417" w:left="1417" w:right="1417" w:top="1417"/>
+    </w:sectPr>
   </w:body>
 </w:document>
 </file>
@@ -2165,29 +2168,59 @@
   <w:style w:default="1" w:styleId="Normal" w:type="paragraph">
     <w:name w:val="Normal"/>
     <w:qFormat/>
+    <w:pPr>
+      <w:spacing w:line="276" w:lineRule="auto"/>
+      <w:jc w:val="both"/>
+    </w:pPr>
+    <w:rPr>
+      <w:rFonts w:ascii="Times New Roman" w:eastAsia="Times New Roman" w:hAnsi="Times New Roman"/>
+      <w:color w:val="000000"/>
+      <w:sz w:val="24"/>
+    </w:rPr>
   </w:style>
   <w:style w:styleId="BodyText" w:type="paragraph">
     <w:name w:val="Body Text"/>
     <w:basedOn w:val="Normal"/>
     <w:link w:val="BodyTextChar"/>
     <w:pPr>
-      <w:spacing w:after="180" w:before="180"/>
+      <w:spacing w:after="180" w:before="180" w:line="276" w:lineRule="auto"/>
+      <w:jc w:val="both"/>
     </w:pPr>
     <w:qFormat/>
+    <w:rPr>
+      <w:rFonts w:ascii="Times New Roman" w:eastAsia="Times New Roman" w:hAnsi="Times New Roman"/>
+      <w:color w:val="000000"/>
+      <w:sz w:val="24"/>
+    </w:rPr>
   </w:style>
   <w:style w:customStyle="1" w:styleId="FirstParagraph" w:type="paragraph">
     <w:name w:val="First Paragraph"/>
     <w:basedOn w:val="BodyText"/>
     <w:next w:val="BodyText"/>
     <w:qFormat/>
+    <w:pPr>
+      <w:spacing w:line="276" w:lineRule="auto"/>
+      <w:jc w:val="both"/>
+    </w:pPr>
+    <w:rPr>
+      <w:rFonts w:ascii="Times New Roman" w:eastAsia="Times New Roman" w:hAnsi="Times New Roman"/>
+      <w:color w:val="000000"/>
+      <w:sz w:val="24"/>
+    </w:rPr>
   </w:style>
   <w:style w:customStyle="1" w:styleId="Compact" w:type="paragraph">
     <w:name w:val="Compact"/>
     <w:basedOn w:val="BodyText"/>
     <w:qFormat/>
     <w:pPr>
-      <w:spacing w:after="36" w:before="36"/>
+      <w:spacing w:after="36" w:before="36" w:line="276" w:lineRule="auto"/>
+      <w:jc w:val="both"/>
     </w:pPr>
+    <w:rPr>
+      <w:rFonts w:ascii="Times New Roman" w:eastAsia="Times New Roman" w:hAnsi="Times New Roman"/>
+      <w:color w:val="000000"/>
+      <w:sz w:val="24"/>
+    </w:rPr>
   </w:style>
   <w:style w:styleId="Title" w:type="paragraph">
     <w:name w:val="Title"/>
@@ -2197,15 +2230,15 @@
     <w:pPr>
       <w:keepNext/>
       <w:keepLines/>
-      <w:spacing w:after="240" w:before="480"/>
-      <w:jc w:val="center"/>
+      <w:spacing w:after="240" w:before="480" w:line="276" w:lineRule="auto"/>
+      <w:jc w:val="both"/>
     </w:pPr>
     <w:rPr>
-      <w:rFonts w:asciiTheme="majorHAnsi" w:cstheme="majorBidi" w:eastAsiaTheme="majorEastAsia" w:hAnsiTheme="majorHAnsi"/>
+      <w:rFonts w:ascii="Times New Roman" w:asciiTheme="majorHAnsi" w:cstheme="majorBidi" w:eastAsia="Times New Roman" w:eastAsiaTheme="majorEastAsia" w:hAnsi="Times New Roman" w:hAnsiTheme="majorHAnsi"/>
       <w:b/>
       <w:bCs/>
-      <w:color w:themeColor="accent1" w:themeShade="B5" w:val="345A8A"/>
-      <w:sz w:val="36"/>
+      <w:color w:val="000000"/>
+      <w:sz w:val="24"/>
       <w:szCs w:val="36"/>
     </w:rPr>
   </w:style>
@@ -2217,11 +2250,13 @@
     <w:pPr>
       <w:keepNext/>
       <w:keepLines/>
-      <w:spacing w:after="240" w:before="240"/>
-      <w:jc w:val="center"/>
+      <w:spacing w:after="240" w:before="240" w:line="276" w:lineRule="auto"/>
+      <w:jc w:val="both"/>
     </w:pPr>
     <w:rPr>
-      <w:sz w:val="30"/>
+      <w:rFonts w:ascii="Times New Roman" w:eastAsia="Times New Roman" w:hAnsi="Times New Roman"/>
+      <w:color w:val="000000"/>
+      <w:sz w:val="24"/>
       <w:szCs w:val="30"/>
     </w:rPr>
   </w:style>
@@ -2232,8 +2267,14 @@
     <w:pPr>
       <w:keepNext/>
       <w:keepLines/>
-      <w:jc w:val="center"/>
+      <w:spacing w:line="276" w:lineRule="auto"/>
+      <w:jc w:val="both"/>
     </w:pPr>
+    <w:rPr>
+      <w:rFonts w:ascii="Times New Roman" w:eastAsia="Times New Roman" w:hAnsi="Times New Roman"/>
+      <w:color w:val="000000"/>
+      <w:sz w:val="24"/>
+    </w:rPr>
   </w:style>
   <w:style w:styleId="Date" w:type="paragraph">
     <w:name w:val="Date"/>
@@ -2242,8 +2283,14 @@
     <w:pPr>
       <w:keepNext/>
       <w:keepLines/>
-      <w:jc w:val="center"/>
+      <w:spacing w:line="276" w:lineRule="auto"/>
+      <w:jc w:val="both"/>
     </w:pPr>
+    <w:rPr>
+      <w:rFonts w:ascii="Times New Roman" w:eastAsia="Times New Roman" w:hAnsi="Times New Roman"/>
+      <w:color w:val="000000"/>
+      <w:sz w:val="24"/>
+    </w:rPr>
   </w:style>
   <w:style w:customStyle="1" w:styleId="AbstractTitle" w:type="paragraph">
     <w:name w:val="Abstract Title"/>
@@ -2253,15 +2300,15 @@
     <w:pPr>
       <w:keepNext/>
       <w:keepLines/>
-      <w:jc w:val="center"/>
-      <w:spacing w:after="0" w:before="300"/>
+      <w:jc w:val="both"/>
+      <w:spacing w:after="0" w:before="300" w:line="276" w:lineRule="auto"/>
     </w:pPr>
     <w:rPr>
-      <w:sz w:val="20"/>
+      <w:color w:val="000000"/>
+      <w:sz w:val="24"/>
       <w:szCs w:val="20"/>
+      <w:rFonts w:ascii="Times New Roman" w:eastAsia="Times New Roman" w:hAnsi="Times New Roman"/>
       <w:b/>
-      <w:color w:val="345A8A"/>
-      &gt;
     </w:rPr>
   </w:style>
   <w:style w:customStyle="1" w:styleId="Abstract" w:type="paragraph">
@@ -2272,10 +2319,13 @@
     <w:pPr>
       <w:keepNext/>
       <w:keepLines/>
-      <w:spacing w:after="300" w:before="100"/>
+      <w:spacing w:after="300" w:before="100" w:line="276" w:lineRule="auto"/>
+      <w:jc w:val="both"/>
     </w:pPr>
     <w:rPr>
-      <w:sz w:val="20"/>
+      <w:rFonts w:ascii="Times New Roman" w:eastAsia="Times New Roman" w:hAnsi="Times New Roman"/>
+      <w:color w:val="000000"/>
+      <w:sz w:val="24"/>
       <w:szCs w:val="20"/>
     </w:rPr>
   </w:style>
@@ -2284,8 +2334,15 @@
     <w:basedOn w:val="Normal"/>
     <w:next w:val="Bibliography"/>
     <w:qFormat/>
-    <w:pPr/>
-    <w:rPr/>
+    <w:pPr>
+      <w:spacing w:line="276" w:lineRule="auto"/>
+      <w:jc w:val="both"/>
+    </w:pPr>
+    <w:rPr>
+      <w:rFonts w:ascii="Times New Roman" w:eastAsia="Times New Roman" w:hAnsi="Times New Roman"/>
+      <w:color w:val="000000"/>
+      <w:sz w:val="24"/>
+    </w:rPr>
   </w:style>
   <w:style w:styleId="Heading1" w:type="paragraph">
     <w:name w:val="Heading 1"/>
@@ -2296,15 +2353,16 @@
     <w:pPr>
       <w:keepNext/>
       <w:keepLines/>
-      <w:spacing w:after="0" w:before="480"/>
+      <w:spacing w:after="0" w:before="480" w:line="276" w:lineRule="auto"/>
+      <w:jc w:val="both"/>
       <w:outlineLvl w:val="0"/>
     </w:pPr>
     <w:rPr>
-      <w:rFonts w:asciiTheme="majorHAnsi" w:cstheme="majorBidi" w:eastAsiaTheme="majorEastAsia" w:hAnsiTheme="majorHAnsi"/>
+      <w:rFonts w:ascii="Times New Roman" w:asciiTheme="majorHAnsi" w:cstheme="majorBidi" w:eastAsia="Times New Roman" w:eastAsiaTheme="majorEastAsia" w:hAnsi="Times New Roman" w:hAnsiTheme="majorHAnsi"/>
       <w:b/>
       <w:bCs/>
-      <w:color w:themeColor="accent1" w:val="4F81BD"/>
-      <w:sz w:val="32"/>
+      <w:color w:val="000000"/>
+      <w:sz w:val="24"/>
       <w:szCs w:val="32"/>
     </w:rPr>
   </w:style>
@@ -2318,15 +2376,16 @@
     <w:pPr>
       <w:keepNext/>
       <w:keepLines/>
-      <w:spacing w:after="0" w:before="200"/>
+      <w:spacing w:after="0" w:before="200" w:line="276" w:lineRule="auto"/>
+      <w:jc w:val="both"/>
       <w:outlineLvl w:val="1"/>
     </w:pPr>
     <w:rPr>
-      <w:rFonts w:asciiTheme="majorHAnsi" w:cstheme="majorBidi" w:eastAsiaTheme="majorEastAsia" w:hAnsiTheme="majorHAnsi"/>
+      <w:rFonts w:ascii="Times New Roman" w:asciiTheme="majorHAnsi" w:cstheme="majorBidi" w:eastAsia="Times New Roman" w:eastAsiaTheme="majorEastAsia" w:hAnsi="Times New Roman" w:hAnsiTheme="majorHAnsi"/>
       <w:b/>
       <w:bCs/>
-      <w:color w:themeColor="accent1" w:val="4F81BD"/>
-      <w:sz w:val="28"/>
+      <w:color w:val="000000"/>
+      <w:sz w:val="24"/>
       <w:szCs w:val="28"/>
     </w:rPr>
   </w:style>
@@ -2340,14 +2399,15 @@
     <w:pPr>
       <w:keepNext/>
       <w:keepLines/>
-      <w:spacing w:after="0" w:before="200"/>
+      <w:spacing w:after="0" w:before="200" w:line="276" w:lineRule="auto"/>
+      <w:jc w:val="both"/>
       <w:outlineLvl w:val="2"/>
     </w:pPr>
     <w:rPr>
-      <w:rFonts w:asciiTheme="majorHAnsi" w:cstheme="majorBidi" w:eastAsiaTheme="majorEastAsia" w:hAnsiTheme="majorHAnsi"/>
+      <w:rFonts w:ascii="Times New Roman" w:asciiTheme="majorHAnsi" w:cstheme="majorBidi" w:eastAsia="Times New Roman" w:eastAsiaTheme="majorEastAsia" w:hAnsi="Times New Roman" w:hAnsiTheme="majorHAnsi"/>
       <w:b/>
       <w:bCs/>
-      <w:color w:themeColor="accent1" w:val="4F81BD"/>
+      <w:color w:val="000000"/>
       <w:sz w:val="24"/>
       <w:szCs w:val="24"/>
     </w:rPr>
@@ -2362,14 +2422,15 @@
     <w:pPr>
       <w:keepNext/>
       <w:keepLines/>
-      <w:spacing w:after="0" w:before="200"/>
+      <w:spacing w:after="0" w:before="200" w:line="276" w:lineRule="auto"/>
+      <w:jc w:val="both"/>
       <w:outlineLvl w:val="3"/>
     </w:pPr>
     <w:rPr>
-      <w:rFonts w:asciiTheme="majorHAnsi" w:cstheme="majorBidi" w:eastAsiaTheme="majorEastAsia" w:hAnsiTheme="majorHAnsi"/>
+      <w:rFonts w:ascii="Times New Roman" w:asciiTheme="majorHAnsi" w:cstheme="majorBidi" w:eastAsia="Times New Roman" w:eastAsiaTheme="majorEastAsia" w:hAnsi="Times New Roman" w:hAnsiTheme="majorHAnsi"/>
       <w:i/>
       <w:bCs/>
-      <w:color w:themeColor="accent1" w:val="4F81BD"/>
+      <w:color w:val="000000"/>
       <w:sz w:val="24"/>
       <w:szCs w:val="24"/>
     </w:rPr>
@@ -2384,13 +2445,14 @@
     <w:pPr>
       <w:keepNext/>
       <w:keepLines/>
-      <w:spacing w:after="0" w:before="200"/>
+      <w:spacing w:after="0" w:before="200" w:line="276" w:lineRule="auto"/>
+      <w:jc w:val="both"/>
       <w:outlineLvl w:val="4"/>
     </w:pPr>
     <w:rPr>
-      <w:rFonts w:asciiTheme="majorHAnsi" w:cstheme="majorBidi" w:eastAsiaTheme="majorEastAsia" w:hAnsiTheme="majorHAnsi"/>
+      <w:rFonts w:ascii="Times New Roman" w:asciiTheme="majorHAnsi" w:cstheme="majorBidi" w:eastAsia="Times New Roman" w:eastAsiaTheme="majorEastAsia" w:hAnsi="Times New Roman" w:hAnsiTheme="majorHAnsi"/>
       <w:iCs/>
-      <w:color w:themeColor="accent1" w:val="4F81BD"/>
+      <w:color w:val="000000"/>
       <w:sz w:val="24"/>
       <w:szCs w:val="24"/>
     </w:rPr>
@@ -2405,12 +2467,13 @@
     <w:pPr>
       <w:keepNext/>
       <w:keepLines/>
-      <w:spacing w:after="0" w:before="200"/>
+      <w:spacing w:after="0" w:before="200" w:line="276" w:lineRule="auto"/>
+      <w:jc w:val="both"/>
       <w:outlineLvl w:val="5"/>
     </w:pPr>
     <w:rPr>
-      <w:rFonts w:asciiTheme="majorHAnsi" w:cstheme="majorBidi" w:eastAsiaTheme="majorEastAsia" w:hAnsiTheme="majorHAnsi"/>
-      <w:color w:themeColor="accent1" w:val="4F81BD"/>
+      <w:rFonts w:ascii="Times New Roman" w:asciiTheme="majorHAnsi" w:cstheme="majorBidi" w:eastAsia="Times New Roman" w:eastAsiaTheme="majorEastAsia" w:hAnsi="Times New Roman" w:hAnsiTheme="majorHAnsi"/>
+      <w:color w:val="000000"/>
       <w:sz w:val="24"/>
       <w:szCs w:val="24"/>
     </w:rPr>
@@ -2425,12 +2488,13 @@
     <w:pPr>
       <w:keepNext/>
       <w:keepLines/>
-      <w:spacing w:after="0" w:before="200"/>
+      <w:spacing w:after="0" w:before="200" w:line="276" w:lineRule="auto"/>
+      <w:jc w:val="both"/>
       <w:outlineLvl w:val="6"/>
     </w:pPr>
     <w:rPr>
-      <w:rFonts w:asciiTheme="majorHAnsi" w:cstheme="majorBidi" w:eastAsiaTheme="majorEastAsia" w:hAnsiTheme="majorHAnsi"/>
-      <w:color w:themeColor="accent1" w:val="4F81BD"/>
+      <w:rFonts w:ascii="Times New Roman" w:asciiTheme="majorHAnsi" w:cstheme="majorBidi" w:eastAsia="Times New Roman" w:eastAsiaTheme="majorEastAsia" w:hAnsi="Times New Roman" w:hAnsiTheme="majorHAnsi"/>
+      <w:color w:val="000000"/>
       <w:sz w:val="24"/>
       <w:szCs w:val="24"/>
     </w:rPr>
@@ -2445,12 +2509,13 @@
     <w:pPr>
       <w:keepNext/>
       <w:keepLines/>
-      <w:spacing w:after="0" w:before="200"/>
+      <w:spacing w:after="0" w:before="200" w:line="276" w:lineRule="auto"/>
+      <w:jc w:val="both"/>
       <w:outlineLvl w:val="7"/>
     </w:pPr>
     <w:rPr>
-      <w:rFonts w:asciiTheme="majorHAnsi" w:cstheme="majorBidi" w:eastAsiaTheme="majorEastAsia" w:hAnsiTheme="majorHAnsi"/>
-      <w:color w:themeColor="accent1" w:val="4F81BD"/>
+      <w:rFonts w:ascii="Times New Roman" w:asciiTheme="majorHAnsi" w:cstheme="majorBidi" w:eastAsia="Times New Roman" w:eastAsiaTheme="majorEastAsia" w:hAnsi="Times New Roman" w:hAnsiTheme="majorHAnsi"/>
+      <w:color w:val="000000"/>
       <w:sz w:val="24"/>
       <w:szCs w:val="24"/>
     </w:rPr>
@@ -2465,12 +2530,13 @@
     <w:pPr>
       <w:keepNext/>
       <w:keepLines/>
-      <w:spacing w:after="0" w:before="200"/>
+      <w:spacing w:after="0" w:before="200" w:line="276" w:lineRule="auto"/>
+      <w:jc w:val="both"/>
       <w:outlineLvl w:val="8"/>
     </w:pPr>
     <w:rPr>
-      <w:rFonts w:asciiTheme="majorHAnsi" w:cstheme="majorBidi" w:eastAsiaTheme="majorEastAsia" w:hAnsiTheme="majorHAnsi"/>
-      <w:color w:themeColor="accent1" w:val="4F81BD"/>
+      <w:rFonts w:ascii="Times New Roman" w:asciiTheme="majorHAnsi" w:cstheme="majorBidi" w:eastAsia="Times New Roman" w:eastAsiaTheme="majorEastAsia" w:hAnsi="Times New Roman" w:hAnsiTheme="majorHAnsi"/>
+      <w:color w:val="000000"/>
       <w:sz w:val="24"/>
       <w:szCs w:val="24"/>
     </w:rPr>
@@ -2483,9 +2549,15 @@
     <w:unhideWhenUsed/>
     <w:qFormat/>
     <w:pPr>
-      <w:spacing w:after="100" w:before="100"/>
+      <w:spacing w:after="100" w:before="100" w:line="276" w:lineRule="auto"/>
       <w:ind w:firstLine="0" w:left="480" w:right="480"/>
+      <w:jc w:val="both"/>
     </w:pPr>
+    <w:rPr>
+      <w:rFonts w:ascii="Times New Roman" w:eastAsia="Times New Roman" w:hAnsi="Times New Roman"/>
+      <w:color w:val="000000"/>
+      <w:sz w:val="24"/>
+    </w:rPr>
   </w:style>
   <w:style w:styleId="FootnoteText" w:type="paragraph">
     <w:name w:val="Footnote Text"/>
@@ -2494,11 +2566,25 @@
     <w:uiPriority w:val="9"/>
     <w:unhideWhenUsed/>
     <w:qFormat/>
+    <w:pPr>
+      <w:spacing w:line="276" w:lineRule="auto"/>
+      <w:jc w:val="both"/>
+    </w:pPr>
+    <w:rPr>
+      <w:rFonts w:ascii="Times New Roman" w:eastAsia="Times New Roman" w:hAnsi="Times New Roman"/>
+      <w:color w:val="000000"/>
+      <w:sz w:val="24"/>
+    </w:rPr>
   </w:style>
   <w:style w:default="1" w:styleId="DefaultParagraphFont" w:type="character">
     <w:name w:val="Default Paragraph Font"/>
     <w:semiHidden/>
     <w:unhideWhenUsed/>
+    <w:rPr>
+      <w:rFonts w:ascii="Times New Roman" w:eastAsia="Times New Roman" w:hAnsi="Times New Roman"/>
+      <w:color w:val="000000"/>
+      <w:sz w:val="24"/>
+    </w:rPr>
   </w:style>
   <w:style w:default="1" w:styleId="Table" w:type="table">
     <w:name w:val="Table"/>
@@ -2506,6 +2592,15 @@
     <w:semiHidden/>
     <w:unhideWhenUsed/>
     <w:qFormat/>
+    <w:pPr>
+      <w:spacing w:line="276" w:lineRule="auto"/>
+      <w:jc w:val="both"/>
+    </w:pPr>
+    <w:rPr>
+      <w:rFonts w:ascii="Times New Roman" w:eastAsia="Times New Roman" w:hAnsi="Times New Roman"/>
+      <w:color w:val="000000"/>
+      <w:sz w:val="24"/>
+    </w:rPr>
     <w:tblPr>
       <w:tblInd w:type="dxa" w:w="0"/>
       <w:tblCellMar>
@@ -2538,25 +2633,42 @@
     <w:pPr>
       <w:keepNext/>
       <w:keepLines/>
-      <w:spacing w:after="0"/>
+      <w:spacing w:after="0" w:line="276" w:lineRule="auto"/>
+      <w:jc w:val="both"/>
     </w:pPr>
     <w:rPr>
+      <w:rFonts w:ascii="Times New Roman" w:eastAsia="Times New Roman" w:hAnsi="Times New Roman"/>
       <w:b/>
+      <w:color w:val="000000"/>
+      <w:sz w:val="24"/>
     </w:rPr>
   </w:style>
   <w:style w:customStyle="1" w:styleId="Definition" w:type="paragraph">
     <w:name w:val="Definition"/>
     <w:basedOn w:val="Normal"/>
+    <w:pPr>
+      <w:spacing w:line="276" w:lineRule="auto"/>
+      <w:jc w:val="both"/>
+    </w:pPr>
+    <w:rPr>
+      <w:rFonts w:ascii="Times New Roman" w:eastAsia="Times New Roman" w:hAnsi="Times New Roman"/>
+      <w:color w:val="000000"/>
+      <w:sz w:val="24"/>
+    </w:rPr>
   </w:style>
   <w:style w:styleId="Caption" w:type="paragraph">
     <w:name w:val="Caption"/>
     <w:basedOn w:val="Normal"/>
     <w:link w:val="BodyTextChar"/>
     <w:pPr>
-      <w:spacing w:after="120" w:before="0"/>
+      <w:spacing w:after="120" w:before="0" w:line="276" w:lineRule="auto"/>
+      <w:jc w:val="both"/>
     </w:pPr>
     <w:rPr>
+      <w:rFonts w:ascii="Times New Roman" w:eastAsia="Times New Roman" w:hAnsi="Times New Roman"/>
       <w:i/>
+      <w:color w:val="000000"/>
+      <w:sz w:val="24"/>
     </w:rPr>
   </w:style>
   <w:style w:customStyle="1" w:styleId="TableCaption" w:type="paragraph">
@@ -2564,44 +2676,90 @@
     <w:basedOn w:val="Caption"/>
     <w:pPr>
       <w:keepNext/>
+      <w:spacing w:line="276" w:lineRule="auto"/>
+      <w:jc w:val="both"/>
     </w:pPr>
+    <w:rPr>
+      <w:rFonts w:ascii="Times New Roman" w:eastAsia="Times New Roman" w:hAnsi="Times New Roman"/>
+      <w:color w:val="000000"/>
+      <w:sz w:val="24"/>
+    </w:rPr>
   </w:style>
   <w:style w:customStyle="1" w:styleId="ImageCaption" w:type="paragraph">
     <w:name w:val="Image Caption"/>
     <w:basedOn w:val="Caption"/>
+    <w:pPr>
+      <w:spacing w:line="276" w:lineRule="auto"/>
+      <w:jc w:val="both"/>
+    </w:pPr>
+    <w:rPr>
+      <w:rFonts w:ascii="Times New Roman" w:eastAsia="Times New Roman" w:hAnsi="Times New Roman"/>
+      <w:color w:val="000000"/>
+      <w:sz w:val="24"/>
+    </w:rPr>
   </w:style>
   <w:style w:customStyle="1" w:styleId="Figure" w:type="paragraph">
     <w:name w:val="Figure"/>
     <w:basedOn w:val="Normal"/>
+    <w:pPr>
+      <w:spacing w:line="276" w:lineRule="auto"/>
+      <w:jc w:val="both"/>
+    </w:pPr>
+    <w:rPr>
+      <w:rFonts w:ascii="Times New Roman" w:eastAsia="Times New Roman" w:hAnsi="Times New Roman"/>
+      <w:color w:val="000000"/>
+      <w:sz w:val="24"/>
+    </w:rPr>
   </w:style>
   <w:style w:customStyle="1" w:styleId="CaptionedFigure" w:type="paragraph">
     <w:name w:val="Captioned Figure"/>
     <w:basedOn w:val="Figure"/>
     <w:pPr>
       <w:keepNext/>
+      <w:spacing w:line="276" w:lineRule="auto"/>
+      <w:jc w:val="both"/>
     </w:pPr>
+    <w:rPr>
+      <w:rFonts w:ascii="Times New Roman" w:eastAsia="Times New Roman" w:hAnsi="Times New Roman"/>
+      <w:color w:val="000000"/>
+      <w:sz w:val="24"/>
+    </w:rPr>
   </w:style>
   <w:style w:customStyle="1" w:styleId="BodyTextChar" w:type="character">
     <w:name w:val="Body Text Char"/>
     <w:basedOn w:val="DefaultParagraphFont"/>
     <w:link w:val="BodyText"/>
+    <w:rPr>
+      <w:rFonts w:ascii="Times New Roman" w:eastAsia="Times New Roman" w:hAnsi="Times New Roman"/>
+      <w:color w:val="000000"/>
+      <w:sz w:val="24"/>
+    </w:rPr>
   </w:style>
   <w:style w:customStyle="1" w:styleId="VerbatimChar" w:type="character">
     <w:name w:val="Verbatim Char"/>
     <w:basedOn w:val="BodyTextChar"/>
     <w:rPr>
-      <w:rFonts w:ascii="Consolas" w:hAnsi="Consolas"/>
-      <w:sz w:val="22"/>
+      <w:rFonts w:ascii="Times New Roman" w:eastAsia="Times New Roman" w:hAnsi="Times New Roman"/>
+      <w:color w:val="000000"/>
+      <w:sz w:val="24"/>
     </w:rPr>
   </w:style>
   <w:style w:customStyle="1" w:styleId="SectionNumber" w:type="character">
     <w:name w:val="Section Number"/>
     <w:basedOn w:val="BodyTextChar"/>
+    <w:rPr>
+      <w:rFonts w:ascii="Times New Roman" w:eastAsia="Times New Roman" w:hAnsi="Times New Roman"/>
+      <w:color w:val="000000"/>
+      <w:sz w:val="24"/>
+    </w:rPr>
   </w:style>
   <w:style w:styleId="FootnoteReference" w:type="character">
     <w:name w:val="Footnote Reference"/>
     <w:basedOn w:val="BodyTextChar"/>
     <w:rPr>
+      <w:rFonts w:ascii="Times New Roman" w:eastAsia="Times New Roman" w:hAnsi="Times New Roman"/>
+      <w:color w:val="000000"/>
+      <w:sz w:val="24"/>
       <w:vertAlign w:val="superscript"/>
     </w:rPr>
   </w:style>
@@ -2609,7 +2767,9 @@
     <w:name w:val="Hyperlink"/>
     <w:basedOn w:val="BodyTextChar"/>
     <w:rPr>
-      <w:color w:themeColor="accent1" w:val="4F81BD"/>
+      <w:rFonts w:ascii="Times New Roman" w:eastAsia="Times New Roman" w:hAnsi="Times New Roman"/>
+      <w:color w:val="000000"/>
+      <w:sz w:val="24"/>
     </w:rPr>
   </w:style>
   <w:style w:styleId="TOCHeading" w:type="paragraph">
@@ -2620,14 +2780,16 @@
     <w:unhideWhenUsed/>
     <w:qFormat/>
     <w:pPr>
-      <w:spacing w:before="240" w:line="259" w:lineRule="auto"/>
+      <w:spacing w:before="240" w:line="276" w:lineRule="auto"/>
+      <w:jc w:val="both"/>
       <w:outlineLvl w:val="9"/>
     </w:pPr>
     <w:rPr>
-      <w:rFonts w:asciiTheme="majorHAnsi" w:cstheme="majorBidi" w:eastAsiaTheme="majorEastAsia" w:hAnsiTheme="majorHAnsi"/>
+      <w:rFonts w:ascii="Times New Roman" w:asciiTheme="majorHAnsi" w:cstheme="majorBidi" w:eastAsia="Times New Roman" w:eastAsiaTheme="majorEastAsia" w:hAnsi="Times New Roman" w:hAnsiTheme="majorHAnsi"/>
       <w:b w:val="0"/>
       <w:bCs w:val="0"/>
-      <w:color w:themeColor="accent1" w:themeShade="BF" w:val="365F91"/>
+      <w:color w:val="000000"/>
+      <w:sz w:val="24"/>
     </w:rPr>
   </w:style>
   <w:style w:type="paragraph" w:customStyle="1" w:styleId="SourceCode">

--- a/dist/BO_NOP_HOAN_CHINH_2026-06/1_papers/P8_World_Development/01_manuscript_blinded.docx
+++ b/dist/BO_NOP_HOAN_CHINH_2026-06/1_papers/P8_World_Development/01_manuscript_blinded.docx
@@ -2,7 +2,7 @@
 <file path=word/document.xml><?xml version="1.0" encoding="utf-8"?>
 <w:document xmlns:w="http://schemas.openxmlformats.org/wordprocessingml/2006/main" xmlns:m="http://schemas.openxmlformats.org/officeDocument/2006/math" xmlns:r="http://schemas.openxmlformats.org/officeDocument/2006/relationships" xmlns:o="urn:schemas-microsoft-com:office:office" xmlns:v="urn:schemas-microsoft-com:vml" xmlns:w10="urn:schemas-microsoft-com:office:word" xmlns:a="http://schemas.openxmlformats.org/drawingml/2006/main" xmlns:pic="http://schemas.openxmlformats.org/drawingml/2006/picture" xmlns:wp="http://schemas.openxmlformats.org/drawingml/2006/wordprocessingDrawing">
   <w:body>
-    <w:bookmarkStart w:id="45" w:name="X762b2c72165c8caef3d80510699a0007520dbf8"/>
+    <w:bookmarkStart w:id="78" w:name="X762b2c72165c8caef3d80510699a0007520dbf8"/>
     <w:p>
       <w:pPr>
         <w:pStyle w:val="Heading1"/>
@@ -29,12 +29,82 @@
         <w:t xml:space="preserve">internationalization–performance relationship; inverted-U; boundary conditions; small island developing states; forced internationalization; institutional voids; labor productivity; Pacific economies</w:t>
       </w:r>
     </w:p>
-    <w:bookmarkStart w:id="20" w:name="abstract"/>
+    <w:bookmarkStart w:id="20" w:name="highlights"/>
     <w:p>
       <w:pPr>
         <w:pStyle w:val="Heading2"/>
       </w:pPr>
       <w:r>
+        <w:t xml:space="preserve">Highlights</w:t>
+      </w:r>
+    </w:p>
+    <w:p>
+      <w:pPr>
+        <w:numPr>
+          <w:ilvl w:val="0"/>
+          <w:numId w:val="1001"/>
+        </w:numPr>
+        <w:pStyle w:val="Compact"/>
+      </w:pPr>
+      <w:r>
+        <w:t xml:space="preserve">The canonical inverted-U dissolves in Pacific small island developing states</w:t>
+      </w:r>
+    </w:p>
+    <w:p>
+      <w:pPr>
+        <w:numPr>
+          <w:ilvl w:val="0"/>
+          <w:numId w:val="1001"/>
+        </w:numPr>
+        <w:pStyle w:val="Compact"/>
+      </w:pPr>
+      <w:r>
+        <w:t xml:space="preserve">Export-intensity slope is indistinguishable from zero (bootstrap p = .66)</w:t>
+      </w:r>
+    </w:p>
+    <w:p>
+      <w:pPr>
+        <w:numPr>
+          <w:ilvl w:val="0"/>
+          <w:numId w:val="1001"/>
+        </w:numPr>
+        <w:pStyle w:val="Compact"/>
+      </w:pPr>
+      <w:r>
+        <w:t xml:space="preserve">Curvature is marginally positive, not concave, hinting at convexity</w:t>
+      </w:r>
+    </w:p>
+    <w:p>
+      <w:pPr>
+        <w:numPr>
+          <w:ilvl w:val="0"/>
+          <w:numId w:val="1001"/>
+        </w:numPr>
+        <w:pStyle w:val="Compact"/>
+      </w:pPr>
+      <w:r>
+        <w:t xml:space="preserve">Technological capability raises productivity but does not restore the inverted-U</w:t>
+      </w:r>
+    </w:p>
+    <w:p>
+      <w:pPr>
+        <w:numPr>
+          <w:ilvl w:val="0"/>
+          <w:numId w:val="1001"/>
+        </w:numPr>
+        <w:pStyle w:val="Compact"/>
+      </w:pPr>
+      <w:r>
+        <w:t xml:space="preserve">Forced Internationalization Penalty bounds the inverted-U paradigm's scope</w:t>
+      </w:r>
+    </w:p>
+    <w:bookmarkEnd w:id="20"/>
+    <w:bookmarkStart w:id="21" w:name="abstract"/>
+    <w:p>
+      <w:pPr>
+        <w:pStyle w:val="Heading2"/>
+      </w:pPr>
+      <w:r>
         <w:t xml:space="preserve">Abstract</w:t>
       </w:r>
     </w:p>
@@ -43,7 +113,7 @@
         <w:pStyle w:val="FirstParagraph"/>
       </w:pPr>
       <w:r>
-        <w:t xml:space="preserve">The inverted-U is the dominant functional form for the internationalization–performance (I–P) relationship: performance first rises with foreign-sales intensity, then declines beyond a turning point. This logic rests, implicitly, on three structural prerequisites—a viable domestic market, manageable trade costs, and functional institutional support—that are routinely satisfied in mainstream samples but are simultaneously violated in the world’s most peripheral economies. We test whether the inverted-U extends to such contexts using World Bank Enterprise Survey microdata from 1,450 firms across seven Pacific small island developing states (SIDS)—Fiji, Kiribati, Papua New Guinea, Samoa, Solomon Islands, Tonga, and Vanuatu (2009–2025). The robust finding is that the canonical inverted-U</w:t>
+        <w:t xml:space="preserve">The inverted-U is the dominant functional form for the internationalization–performance (I–P) relationship: performance first rises with foreign-sales intensity, then declines beyond a turning point. This logic rests, implicitly, on three structural prerequisites—a viable domestic market, manageable trade costs, and functional institutional support—that are routinely satisfied in mainstream samples but are simultaneously violated in the world's most peripheral economies. We test whether the inverted-U extends to such contexts using World Bank Enterprise Survey microdata from 1,450 firms across seven Pacific small island developing states (SIDS)—Fiji, Kiribati, Papua New Guinea, Samoa, Solomon Islands, Tonga, and Vanuatu (2009–2025). The robust finding is that the canonical inverted-U</w:t>
       </w:r>
       <w:r>
         <w:t xml:space="preserve"> </w:t>
@@ -104,8 +174,8 @@
         <w:t xml:space="preserve">—a theoretical limiting case in which compulsory, prerequisite-deprived internationalization becomes performance-eroding—while reporting transparently that any strong negative point estimate is sensitive to the small number of island economies with complete firm-level data. The study identifies the previously implicit structural prerequisites of the inverted-U paradigm, bounds its scope, and carries direct implications for export-led-growth strategy in microstates.</w:t>
       </w:r>
     </w:p>
-    <w:bookmarkEnd w:id="20"/>
-    <w:bookmarkStart w:id="21" w:name="introduction"/>
+    <w:bookmarkEnd w:id="21"/>
+    <w:bookmarkStart w:id="22" w:name="Xe3d0fc0bea9a42ce7605565d0964033d7f6ee47"/>
     <w:p>
       <w:pPr>
         <w:pStyle w:val="Heading2"/>
@@ -199,7 +269,7 @@
         <w:pStyle w:val="BodyText"/>
       </w:pPr>
       <w:r>
-        <w:t xml:space="preserve">This paper maps that boundary. We argue that the inverted-U logic rests on three structural prerequisites that are simultaneously violated in the world’s most peripheral economies—the Pacific small island developing states (SIDS): (i) a viable domestic market large enough for firms to attain minimum efficient scale before exporting; (ii) trade costs low enough for export expansion to be an economic optimization rather than a survival imperative; and (iii) institutional support sufficient for firms to appropriate returns from international activity (Briguglio, 1995; Khanna &amp; Palepu, 2010; Winters &amp; Martins, 2004). Where all three fail, firms export not by strategic selection but by compulsion, and the cost–benefit machinery that generates the inverted-U has no purchase.</w:t>
+        <w:t xml:space="preserve">This paper maps that boundary. We argue that the inverted-U logic rests on three structural prerequisites that are simultaneously violated in the world's most peripheral economies—the Pacific small island developing states (SIDS): (i) a viable domestic market large enough for firms to attain minimum efficient scale before exporting; (ii) trade costs low enough for export expansion to be an economic optimization rather than a survival imperative; and (iii) institutional support sufficient for firms to appropriate returns from international activity (Briguglio, 1995; Khanna &amp; Palepu, 2010; Winters &amp; Martins, 2004). Where all three fail, firms export not by strategic selection but by compulsion, and the cost–benefit machinery that generates the inverted-U has no purchase.</w:t>
       </w:r>
     </w:p>
     <w:p>
@@ -260,8 +330,8 @@
         <w:t xml:space="preserve">.</w:t>
       </w:r>
     </w:p>
-    <w:bookmarkEnd w:id="21"/>
-    <w:bookmarkStart w:id="25" w:name="theory-and-propositions"/>
+    <w:bookmarkEnd w:id="22"/>
+    <w:bookmarkStart w:id="26" w:name="X43e7158be065a721c770c06ea2f815f7e7fae72"/>
     <w:p>
       <w:pPr>
         <w:pStyle w:val="Heading2"/>
@@ -270,7 +340,7 @@
         <w:t xml:space="preserve">2. Theory and Propositions</w:t>
       </w:r>
     </w:p>
-    <w:bookmarkStart w:id="22" w:name="X6a3554004793252477d85b744bf0e11f281257a"/>
+    <w:bookmarkStart w:id="23" w:name="Xad6534926ec94987211d9dae5118ee62eea38d1"/>
     <w:p>
       <w:pPr>
         <w:pStyle w:val="Heading3"/>
@@ -326,25 +396,7 @@
         <w:t xml:space="preserve"> </w:t>
       </w:r>
       <w:r>
-        <w:t xml:space="preserve">The Uppsala account assumes a functioning home base that supplies revenue, resources, and learning before and during expansion (Johanson &amp; Vahlne, 1977, 2009). When the domestic market cannot support minimum efficient scale, firms are compelled to export regardless of readiness, and the</w:t>
-      </w:r>
-      <w:r>
-        <w:t xml:space="preserve"> </w:t>
-      </w:r>
-      <w:r>
-        <w:t xml:space="preserve">“</w:t>
-      </w:r>
-      <w:r>
-        <w:t xml:space="preserve">selection into exporting</w:t>
-      </w:r>
-      <w:r>
-        <w:t xml:space="preserve">”</w:t>
-      </w:r>
-      <w:r>
-        <w:t xml:space="preserve"> </w:t>
-      </w:r>
-      <w:r>
-        <w:t xml:space="preserve">that underlies most I–P models breaks down (Melitz, 2003).</w:t>
+        <w:t xml:space="preserve">The Uppsala account assumes a functioning home base that supplies revenue, resources, and learning before and during expansion (Johanson &amp; Vahlne, 1977, 2009). When the domestic market cannot support minimum efficient scale, firms are compelled to export regardless of readiness, and the "selection into exporting" that underlies most I–P models breaks down (Melitz, 2003).</w:t>
       </w:r>
     </w:p>
     <w:p>
@@ -383,8 +435,8 @@
         <w:t xml:space="preserve">Appropriating returns from internationalization requires intermediary institutions—trade finance, logistics, export-promotion capacity—whose absence (institutional voids) imposes a structural drag (Doh, Rodrigues, Saka-Helmhout, &amp; Makhija, 2017; Khanna &amp; Palepu, 2010; North, 1990).</w:t>
       </w:r>
     </w:p>
-    <w:bookmarkEnd w:id="22"/>
-    <w:bookmarkStart w:id="23" w:name="from-dissolution-to-inversion"/>
+    <w:bookmarkEnd w:id="23"/>
+    <w:bookmarkStart w:id="24" w:name="X6c89eb3abad206f56055e00831cda9bd665e94f"/>
     <w:p>
       <w:pPr>
         <w:pStyle w:val="Heading3"/>
@@ -398,7 +450,7 @@
         <w:pStyle w:val="FirstParagraph"/>
       </w:pPr>
       <w:r>
-        <w:t xml:space="preserve">When all three prerequisites fail simultaneously, the inverted-U’s generating mechanism is disabled. We therefore expect, first, that the</w:t>
+        <w:t xml:space="preserve">When all three prerequisites fail simultaneously, the inverted-U's generating mechanism is disabled. We therefore expect, first, that the</w:t>
       </w:r>
       <w:r>
         <w:t xml:space="preserve"> </w:t>
@@ -500,8 +552,8 @@
         <w:t xml:space="preserve">Technological capability and digital adoption raise the productivity level but do not restore a concave (inverted-U) relationship.</w:t>
       </w:r>
     </w:p>
-    <w:bookmarkEnd w:id="23"/>
-    <w:bookmarkStart w:id="24" w:name="Xc02678b117ba6ae7dbe087eaa4fe5f5947dd65a"/>
+    <w:bookmarkEnd w:id="24"/>
+    <w:bookmarkStart w:id="25" w:name="Xf806f2bc2d1c442d398b7c25f7e1981f452734f"/>
     <w:p>
       <w:pPr>
         <w:pStyle w:val="Heading3"/>
@@ -547,9 +599,9 @@
         <w:t xml:space="preserve">construct delimiting the scope of universal internationalization theories; the empirical SIDS evidence below is consistent with its direction but, as we report transparently, does not robustly estimate its magnitude.</w:t>
       </w:r>
     </w:p>
-    <w:bookmarkEnd w:id="24"/>
     <w:bookmarkEnd w:id="25"/>
-    <w:bookmarkStart w:id="29" w:name="data-and-methods"/>
+    <w:bookmarkEnd w:id="26"/>
+    <w:bookmarkStart w:id="30" w:name="X5eb800a903106e48a684e9ea9de39ed619b9df8"/>
     <w:p>
       <w:pPr>
         <w:pStyle w:val="Heading2"/>
@@ -558,7 +610,7 @@
         <w:t xml:space="preserve">3. Data and Methods</w:t>
       </w:r>
     </w:p>
-    <w:bookmarkStart w:id="26" w:name="sample"/>
+    <w:bookmarkStart w:id="27" w:name="X70e11e340954adad47d5bac65fc0af7106a577c"/>
     <w:p>
       <w:pPr>
         <w:pStyle w:val="Heading3"/>
@@ -572,7 +624,7 @@
         <w:pStyle w:val="FirstParagraph"/>
       </w:pPr>
       <w:r>
-        <w:t xml:space="preserve">We draw firm-level data from the World Bank Enterprise Survey for the seven Pacific small island developing states with available firm microdata—Fiji, Kiribati, Papua New Guinea, Samoa, Solomon Islands, Tonga, and Vanuatu—across all available waves from 2009 to 2025. These are Pacific Island Countries under the World Bank’s regional classification and members of the United Nations’ Pacific SIDS list. We deliberately exclude Timor-Leste, which—although occasionally grouped with the region—is neither a World Bank Pacific Island Country nor a United Nations Pacific SIDS, and is classed as a separate East Asia and Pacific economy; including it would conflate a structurally distinct, comparatively large economy (it would contribute nearly a quarter of the pooled observations) with the genuine island periphery. After requiring non-missing labor productivity and export intensity, the analytic sample comprises</w:t>
+        <w:t xml:space="preserve">We draw firm-level data from the World Bank Enterprise Survey for the seven Pacific small island developing states with available firm microdata—Fiji, Kiribati, Papua New Guinea, Samoa, Solomon Islands, Tonga, and Vanuatu—across all available waves from 2009 to 2025. These are Pacific Island Countries under the World Bank's regional classification and members of the United Nations' Pacific SIDS list. We deliberately exclude Timor-Leste, which—although occasionally grouped with the region—is neither a World Bank Pacific Island Country nor a United Nations Pacific SIDS, and is classed as a separate East Asia and Pacific economy; including it would conflate a structurally distinct, comparatively large economy (it would contribute nearly a quarter of the pooled observations) with the genuine island periphery. After requiring non-missing labor productivity and export intensity, the analytic sample comprises</w:t>
       </w:r>
       <w:r>
         <w:t xml:space="preserve"> </w:t>
@@ -617,8 +669,8 @@
         <w:t xml:space="preserve">, and within-economy productivity dispersion is high (the 90th/10th-percentile labor-productivity ratio exceeds an order of magnitude), consistent with the resource-misallocation signature of weak-institution contexts (Hsieh &amp; Klenow, 2009).</w:t>
       </w:r>
     </w:p>
-    <w:bookmarkEnd w:id="26"/>
-    <w:bookmarkStart w:id="27" w:name="variables"/>
+    <w:bookmarkEnd w:id="27"/>
+    <w:bookmarkStart w:id="28" w:name="Xbcf9f12e79107fa2c089aaf13fc6c4fb773f1c2"/>
     <w:p>
       <w:pPr>
         <w:pStyle w:val="Heading3"/>
@@ -635,8 +687,8 @@
         <w:t xml:space="preserve">Labor productivity is the natural log of annual sales per worker, ln(d2/l1), winsorized 1/99 and standardized (z-scored) within each economy-year cell so that estimates are currency-neutral and on the same footing as the companion 49-economy study. Internationalization intensity (FSTS) is total exports as a share of sales, (d3b + d3c)/100, centered within sample. Technological capability (TCI) is a standardized index of quality certification and foreign-technology licensing; digital adoption (DAI) is the website-presence indicator—the Tier-1 measure comparably available across SIDS waves. Firm age (log years since establishment) and foreign ownership (a 10%-threshold indicator) are controls. We follow established practice in operationalizing capability as a formative composite (Diamantopoulos &amp; Winklhofer, 2001; Jarvis, MacKenzie, &amp; Podsakoff, 2003).</w:t>
       </w:r>
     </w:p>
-    <w:bookmarkEnd w:id="27"/>
-    <w:bookmarkStart w:id="28" w:name="estimation-and-inference"/>
+    <w:bookmarkEnd w:id="28"/>
+    <w:bookmarkStart w:id="29" w:name="X22504e1bd0f0c0835a7c48fe19f571928e1b87e"/>
     <w:p>
       <w:pPr>
         <w:pStyle w:val="Heading3"/>
@@ -682,9 +734,9 @@
         <w:t xml:space="preserve">(Cameron, Gelbach, &amp; Miller, 2008; 9,999 replications, Rademacher weights, clustered by economy) and report cluster counts prominently. We test the inverted-U using the conditions of Haans, Pieters, and He (2016) and the Lind and Mehlum (2010) U-test, and we contrast the SIDS estimates with the sharp mainland inverted-U documented for transition economies in the companion 49-economy study.</w:t>
       </w:r>
     </w:p>
-    <w:bookmarkEnd w:id="28"/>
     <w:bookmarkEnd w:id="29"/>
-    <w:bookmarkStart w:id="37" w:name="results"/>
+    <w:bookmarkEnd w:id="30"/>
+    <w:bookmarkStart w:id="38" w:name="X121719332867ee227f0a04b486098cee978c6e6"/>
     <w:p>
       <w:pPr>
         <w:pStyle w:val="Heading2"/>
@@ -693,7 +745,7 @@
         <w:t xml:space="preserve">4. Results</w:t>
       </w:r>
     </w:p>
-    <w:bookmarkStart w:id="30" w:name="the-inverted-u-dissolves-proposition-1"/>
+    <w:bookmarkStart w:id="31" w:name="X05a8f9c75e065de99665aa3fb7236e0c61755c2"/>
     <w:p>
       <w:pPr>
         <w:pStyle w:val="Heading3"/>
@@ -1086,8 +1138,8 @@
         <w:t xml:space="preserve">Dependent variable: labor productivity z-scored within economy-year. Firm-age and foreign-ownership controls and economy + year fixed effects included in every model. Wild-cluster bootstrap p-values in parentheses (9,999 replications, Rademacher weights, clustered by economy).</w:t>
       </w:r>
     </w:p>
-    <w:bookmarkEnd w:id="30"/>
-    <w:bookmarkStart w:id="34" w:name="X138d32768b4d5f2d261c9a32b4da90ddb281392"/>
+    <w:bookmarkEnd w:id="31"/>
+    <w:bookmarkStart w:id="35" w:name="X1fefcb44b61e1d2716040c1c1645ab86085ab3b"/>
     <w:p>
       <w:pPr>
         <w:pStyle w:val="Heading3"/>
@@ -1174,18 +1226,18 @@
           <wp:inline>
             <wp:extent cx="5753100" cy="2590318"/>
             <wp:effectExtent b="0" l="0" r="0" t="0"/>
-            <wp:docPr descr="Figure 1. The inverted-U dissolves at the periphery. Mainland transition economies show a sharp concave inverted-U (panel a); in Pacific SIDS the inverted-U is statistically absent, and conditional on firm capability a suggestive convex pattern emerges (panel b), implying a productivity penalty across the low-to-moderate export-intensity range where almost all island firms operate." title="" id="32" name="Picture"/>
+            <wp:docPr descr="Figure 1. The inverted-U dissolves at the periphery. Mainland transition economies show a sharp concave inverted-U (panel a); in Pacific SIDS the inverted-U is statistically absent, and conditional on firm capability a suggestive convex pattern emerges (panel b), implying a productivity penalty across the low-to-moderate export-intensity range where almost all island firms operate." title="" id="33" name="Picture"/>
             <a:graphic>
               <a:graphicData uri="http://schemas.openxmlformats.org/drawingml/2006/picture">
                 <pic:pic>
                   <pic:nvPicPr>
-                    <pic:cNvPr descr="figures/p8_fig1_dissolution_en.png" id="33" name="Picture"/>
+                    <pic:cNvPr descr="figures/p8_fig1_dissolution_en.png" id="34" name="Picture"/>
                     <pic:cNvPicPr>
                       <a:picLocks noChangeArrowheads="1" noChangeAspect="1"/>
                     </pic:cNvPicPr>
                   </pic:nvPicPr>
                   <pic:blipFill>
-                    <a:blip r:embed="rId31"/>
+                    <a:blip r:embed="rId32"/>
                     <a:stretch>
                       <a:fillRect/>
                     </a:stretch>
@@ -1231,8 +1283,8 @@
         <w:t xml:space="preserve">, where additional export intensity is associated with lower productivity: the empirical signature consistent with the FIP mechanism.</w:t>
       </w:r>
     </w:p>
-    <w:bookmarkEnd w:id="34"/>
-    <w:bookmarkStart w:id="35" w:name="X1ea8c2ad15cb7c09920f63ce7a15cab454d20ea"/>
+    <w:bookmarkEnd w:id="35"/>
+    <w:bookmarkStart w:id="36" w:name="X686774388f0d4d572d181fff6790c8bb3818ccc"/>
     <w:p>
       <w:pPr>
         <w:pStyle w:val="Heading3"/>
@@ -1265,8 +1317,8 @@
         <w:t xml:space="preserve">pattern. Capability thus operates as a productivity level-shifter that cannot substitute for the absent structural prerequisites, consistent with Proposition 3.</w:t>
       </w:r>
     </w:p>
-    <w:bookmarkEnd w:id="35"/>
-    <w:bookmarkStart w:id="36" w:name="X6b69706d2d7f3126900ddee0832af27a33d49f9"/>
+    <w:bookmarkEnd w:id="36"/>
+    <w:bookmarkStart w:id="37" w:name="X58f7a5766be726e537ea91036e0c1cce68b55a4"/>
     <w:p>
       <w:pPr>
         <w:pStyle w:val="Heading3"/>
@@ -1299,9 +1351,9 @@
         <w:t xml:space="preserve">of any strong negative I–P estimate in this setting is sensitive to which island economies enter the sample. A more restrictive build limited to the few economies with complete pre-2018 control data yields a large, significant negative slope, whereas the full seven-economy sample yields the null-to-convex pattern reported above; with only three clusters, cluster inference is unreliable in the restrictive build. We therefore anchor our claims on the full sample with wild-bootstrap inference and present FIP as a theoretical limiting case rather than a precisely estimated effect. This transparency is itself a methodological contribution to firm-level research on data-scarce micro-economies.</w:t>
       </w:r>
     </w:p>
-    <w:bookmarkEnd w:id="36"/>
     <w:bookmarkEnd w:id="37"/>
-    <w:bookmarkStart w:id="42" w:name="discussion"/>
+    <w:bookmarkEnd w:id="38"/>
+    <w:bookmarkStart w:id="43" w:name="X735612638e4e736e4693e459c258977262c0dfc"/>
     <w:p>
       <w:pPr>
         <w:pStyle w:val="Heading2"/>
@@ -1310,7 +1362,7 @@
         <w:t xml:space="preserve">5. Discussion</w:t>
       </w:r>
     </w:p>
-    <w:bookmarkStart w:id="38" w:name="bounding-the-inverted-u-paradigm"/>
+    <w:bookmarkStart w:id="39" w:name="X4f9d466e54ca66f1246ba09841ebcb15422ba26"/>
     <w:p>
       <w:pPr>
         <w:pStyle w:val="Heading3"/>
@@ -1356,8 +1408,8 @@
         <w:t xml:space="preserve">rather than universally applicable, and it offers a structural explanation for the weak and unstable estimates that large-sample replications have reported (Berry &amp; Kaul, 2016; Pisani et al., 2020): pooling prerequisite-rich and prerequisite-poor contexts averages incompatible functional forms.</w:t>
       </w:r>
     </w:p>
-    <w:bookmarkEnd w:id="38"/>
-    <w:bookmarkStart w:id="39" w:name="X792abec52ac6eb1fe9bce5eb715fccffde07de4"/>
+    <w:bookmarkEnd w:id="39"/>
+    <w:bookmarkStart w:id="40" w:name="Xc9315f7dbaf99658c0c612b2f5c46388c1c2f67"/>
     <w:p>
       <w:pPr>
         <w:pStyle w:val="Heading3"/>
@@ -1371,11 +1423,11 @@
         <w:pStyle w:val="FirstParagraph"/>
       </w:pPr>
       <w:r>
-        <w:t xml:space="preserve">By naming and delimiting the Forced Internationalization Penalty, we give the field a label for the limiting case at the extreme periphery and a set of distinguishing criteria separating it from phase-one S-curve costs, the liability of foreignness, and necessity entrepreneurship. The construct’s value lies in marking where universal internationalization theories stop, independent of the precise coefficient one estimates—an instance of theory development through the specification of scope conditions.</w:t>
-      </w:r>
-    </w:p>
-    <w:bookmarkEnd w:id="39"/>
-    <w:bookmarkStart w:id="40" w:name="policy-implications"/>
+        <w:t xml:space="preserve">By naming and delimiting the Forced Internationalization Penalty, we give the field a label for the limiting case at the extreme periphery and a set of distinguishing criteria separating it from phase-one S-curve costs, the liability of foreignness, and necessity entrepreneurship. The construct's value lies in marking where universal internationalization theories stop, independent of the precise coefficient one estimates—an instance of theory development through the specification of scope conditions.</w:t>
+      </w:r>
+    </w:p>
+    <w:bookmarkEnd w:id="40"/>
+    <w:bookmarkStart w:id="41" w:name="X1a57aea9d5624318ea90f98d111c68f671af07a"/>
     <w:p>
       <w:pPr>
         <w:pStyle w:val="Heading3"/>
@@ -1392,8 +1444,8 @@
         <w:t xml:space="preserve">For development policy, the result cautions against export-intensification as a stand-alone growth lever in microstates. If the binding constraints are domestic-market viability, trade costs, and institutions, then promoting export intensity without addressing those prerequisites pushes firms further onto the descending limb. Complementary structural interventions—regional market integration to relax the domestic-scale constraint, trade-cost reduction, and targeted institutional development—are prior conditions for export-led growth to deliver productivity gains. This aligns with evidence that development progress in SIDS has been the slowest on record (Mahler, Serajuddin, Wadhwa, &amp; Yonzan, 2026).</w:t>
       </w:r>
     </w:p>
-    <w:bookmarkEnd w:id="40"/>
-    <w:bookmarkStart w:id="41" w:name="limitations-and-future-research"/>
+    <w:bookmarkEnd w:id="41"/>
+    <w:bookmarkStart w:id="42" w:name="X309bb4a3558d2d3e53939dccec61dfa821aeb07"/>
     <w:p>
       <w:pPr>
         <w:pStyle w:val="Heading3"/>
@@ -1410,9 +1462,9 @@
         <w:t xml:space="preserve">Three limitations bound the findings. First, the design is cross-sectional repeated cross-sections with few clusters; we mitigate few-cluster over-rejection with wild bootstrap, but causal identification awaits panel data across more island economies. Second, the digital-adoption measure is Tier-1 (website) only, the comparably available indicator across SIDS waves; richer digital capability cannot be assessed. Third, generalization beyond the Pacific is untested—Caribbean and Indian-Ocean SIDS are natural extension contexts that would also raise the cluster count needed for sharper inference. A definitive test of FIP as an estimated effect, as opposed to a bounding concept, requires more complete firm-level data across a larger set of microstates.</w:t>
       </w:r>
     </w:p>
-    <w:bookmarkEnd w:id="41"/>
     <w:bookmarkEnd w:id="42"/>
-    <w:bookmarkStart w:id="43" w:name="conclusion"/>
+    <w:bookmarkEnd w:id="43"/>
+    <w:bookmarkStart w:id="44" w:name="X6b297cc947e0db5526be369b1f0f4ddc67b2415"/>
     <w:p>
       <w:pPr>
         <w:pStyle w:val="Heading2"/>
@@ -1426,16 +1478,123 @@
         <w:pStyle w:val="FirstParagraph"/>
       </w:pPr>
       <w:r>
-        <w:t xml:space="preserve">The inverted-U is the workhorse functional form of the internationalization–performance literature, but its generating logic presupposes structural prerequisites that the world’s most peripheral economies lack. Using firm-level data from seven Pacific island states, we show that the inverted-U dissolves at this periphery, with suggestive evidence that, conditional on capability, the relationship leans convex—a penalty across the export-intensity range where island firms actually operate. We name the limiting case the Forced Internationalization Penalty and position it as a scope condition of universal internationalization theory. The paradigm is conditional, not universal: where the domestic market is too small, trade costs too high, and institutions too thin, intensifying internationalization is not a path to performance but a structural burden.</w:t>
-      </w:r>
-    </w:p>
-    <w:bookmarkEnd w:id="43"/>
-    <w:bookmarkStart w:id="44" w:name="references"/>
+        <w:t xml:space="preserve">The inverted-U is the workhorse functional form of the internationalization–performance literature, but its generating logic presupposes structural prerequisites that the world's most peripheral economies lack. Using firm-level data from seven Pacific island states, we show that the inverted-U dissolves at this periphery, with suggestive evidence that, conditional on capability, the relationship leans convex—a penalty across the export-intensity range where island firms actually operate. We name the limiting case the Forced Internationalization Penalty and position it as a scope condition of universal internationalization theory. The paradigm is conditional, not universal: where the domestic market is too small, trade costs too high, and institutions too thin, intensifying internationalization is not a path to performance but a structural burden.</w:t>
+      </w:r>
+    </w:p>
+    <w:bookmarkEnd w:id="44"/>
+    <w:bookmarkStart w:id="45" w:name="acknowledgements"/>
     <w:p>
       <w:pPr>
         <w:pStyle w:val="Heading2"/>
       </w:pPr>
       <w:r>
+        <w:t xml:space="preserve">Acknowledgements</w:t>
+      </w:r>
+    </w:p>
+    <w:p>
+      <w:pPr>
+        <w:pStyle w:val="FirstParagraph"/>
+      </w:pPr>
+      <w:r>
+        <w:t xml:space="preserve">The authors thank the Enterprise Analysis Unit of the Development Economics Global Indicators Group of the World Bank for the WBES microdata for the Pacific Small Island Developing States analysed data. The original collector of the data, the authorised distributor, and the relevant funding agency bear no responsibility for the use of the data or for interpretations or inferences based upon such uses.</w:t>
+      </w:r>
+    </w:p>
+    <w:bookmarkEnd w:id="45"/>
+    <w:bookmarkStart w:id="46" w:name="funding"/>
+    <w:p>
+      <w:pPr>
+        <w:pStyle w:val="Heading2"/>
+      </w:pPr>
+      <w:r>
+        <w:t xml:space="preserve">Funding</w:t>
+      </w:r>
+    </w:p>
+    <w:p>
+      <w:pPr>
+        <w:pStyle w:val="FirstParagraph"/>
+      </w:pPr>
+      <w:r>
+        <w:t xml:space="preserve">This research received no specific grant from any funding agency in the public, commercial, or not-for-profit sectors.</w:t>
+      </w:r>
+    </w:p>
+    <w:bookmarkEnd w:id="46"/>
+    <w:bookmarkStart w:id="47" w:name="declaration-of-competing-interest"/>
+    <w:p>
+      <w:pPr>
+        <w:pStyle w:val="Heading2"/>
+      </w:pPr>
+      <w:r>
+        <w:t xml:space="preserve">Declaration of competing interest</w:t>
+      </w:r>
+    </w:p>
+    <w:p>
+      <w:pPr>
+        <w:pStyle w:val="FirstParagraph"/>
+      </w:pPr>
+      <w:r>
+        <w:t xml:space="preserve">The authors declare that they have no known competing financial interests or personal relationships that could have appeared to influence the work reported in this paper.</w:t>
+      </w:r>
+    </w:p>
+    <w:bookmarkEnd w:id="47"/>
+    <w:bookmarkStart w:id="49" w:name="data-availability"/>
+    <w:p>
+      <w:pPr>
+        <w:pStyle w:val="Heading2"/>
+      </w:pPr>
+      <w:r>
+        <w:t xml:space="preserve">Data availability</w:t>
+      </w:r>
+    </w:p>
+    <w:p>
+      <w:pPr>
+        <w:pStyle w:val="FirstParagraph"/>
+      </w:pPr>
+      <w:r>
+        <w:t xml:space="preserve">The World Bank Enterprise Survey (WBES) microdata for the Pacific Small Island Developing States analysed in this study are publicly available at</w:t>
+      </w:r>
+      <w:r>
+        <w:t xml:space="preserve"> </w:t>
+      </w:r>
+      <w:hyperlink r:id="rId48">
+        <w:r>
+          <w:rPr>
+            <w:rStyle w:val="Hyperlink"/>
+          </w:rPr>
+          <w:t xml:space="preserve">https://www.enterprisesurveys.org</w:t>
+        </w:r>
+      </w:hyperlink>
+      <w:r>
+        <w:t xml:space="preserve"> </w:t>
+      </w:r>
+      <w:r>
+        <w:t xml:space="preserve">subject to World Bank registration. Replication materials are available from the authors upon reasonable request, to the extent permitted by the WBES Data Access Protocol.</w:t>
+      </w:r>
+    </w:p>
+    <w:bookmarkEnd w:id="49"/>
+    <w:bookmarkStart w:id="50" w:name="Xa6ff8e54395812bd8a1d49fa16c25a1d6a46bbb"/>
+    <w:p>
+      <w:pPr>
+        <w:pStyle w:val="Heading2"/>
+      </w:pPr>
+      <w:r>
+        <w:t xml:space="preserve">Declaration of Generative AI in the Writing Process</w:t>
+      </w:r>
+    </w:p>
+    <w:p>
+      <w:pPr>
+        <w:pStyle w:val="FirstParagraph"/>
+      </w:pPr>
+      <w:r>
+        <w:t xml:space="preserve">During the preparation of this work the authors used generative AI tools to assist with language editing and formatting. The authors reviewed and edited the content as needed and take full responsibility for the content of the publication.</w:t>
+      </w:r>
+    </w:p>
+    <w:bookmarkEnd w:id="50"/>
+    <w:bookmarkStart w:id="77" w:name="references"/>
+    <w:p>
+      <w:pPr>
+        <w:pStyle w:val="Heading2"/>
+      </w:pPr>
+      <w:r>
         <w:t xml:space="preserve">References</w:t>
       </w:r>
     </w:p>
@@ -1457,8 +1616,19 @@
         <w:t xml:space="preserve">Management International Review, 47</w:t>
       </w:r>
       <w:r>
-        <w:t xml:space="preserve">(3), 319–347. https://doi.org/10.1007/s11575-007-0019-z</w:t>
-      </w:r>
+        <w:t xml:space="preserve">(3), 319–347.</w:t>
+      </w:r>
+      <w:r>
+        <w:t xml:space="preserve"> </w:t>
+      </w:r>
+      <w:hyperlink r:id="rId51">
+        <w:r>
+          <w:rPr>
+            <w:rStyle w:val="Hyperlink"/>
+          </w:rPr>
+          <w:t xml:space="preserve">https://doi.org/10.1007/s11575-007-0019-z</w:t>
+        </w:r>
+      </w:hyperlink>
     </w:p>
     <w:p>
       <w:pPr>
@@ -1478,8 +1648,19 @@
         <w:t xml:space="preserve">Strategic Management Journal, 37</w:t>
       </w:r>
       <w:r>
-        <w:t xml:space="preserve">(11), 2275–2290. https://doi.org/10.1002/smj.2567</w:t>
-      </w:r>
+        <w:t xml:space="preserve">(11), 2275–2290.</w:t>
+      </w:r>
+      <w:r>
+        <w:t xml:space="preserve"> </w:t>
+      </w:r>
+      <w:hyperlink r:id="rId52">
+        <w:r>
+          <w:rPr>
+            <w:rStyle w:val="Hyperlink"/>
+          </w:rPr>
+          <w:t xml:space="preserve">https://doi.org/10.1002/smj.2567</w:t>
+        </w:r>
+      </w:hyperlink>
     </w:p>
     <w:p>
       <w:pPr>
@@ -1499,8 +1680,19 @@
         <w:t xml:space="preserve">World Development, 23</w:t>
       </w:r>
       <w:r>
-        <w:t xml:space="preserve">(9), 1615–1632. https://doi.org/10.1016/0305-750X(95)00065-K</w:t>
-      </w:r>
+        <w:t xml:space="preserve">(9), 1615–1632.</w:t>
+      </w:r>
+      <w:r>
+        <w:t xml:space="preserve"> </w:t>
+      </w:r>
+      <w:hyperlink r:id="rId53">
+        <w:r>
+          <w:rPr>
+            <w:rStyle w:val="Hyperlink"/>
+          </w:rPr>
+          <w:t xml:space="preserve">https://doi.org/10.1016/0305-750X(95)00065-K</w:t>
+        </w:r>
+      </w:hyperlink>
     </w:p>
     <w:p>
       <w:pPr>
@@ -1520,8 +1712,19 @@
         <w:t xml:space="preserve">The Review of Economics and Statistics, 90</w:t>
       </w:r>
       <w:r>
-        <w:t xml:space="preserve">(3), 414–427. https://doi.org/10.1162/rest.90.3.414</w:t>
-      </w:r>
+        <w:t xml:space="preserve">(3), 414–427.</w:t>
+      </w:r>
+      <w:r>
+        <w:t xml:space="preserve"> </w:t>
+      </w:r>
+      <w:hyperlink r:id="rId54">
+        <w:r>
+          <w:rPr>
+            <w:rStyle w:val="Hyperlink"/>
+          </w:rPr>
+          <w:t xml:space="preserve">https://doi.org/10.1162/rest.90.3.414</w:t>
+        </w:r>
+      </w:hyperlink>
     </w:p>
     <w:p>
       <w:pPr>
@@ -1541,8 +1744,19 @@
         <w:t xml:space="preserve">Administrative Science Quarterly, 35</w:t>
       </w:r>
       <w:r>
-        <w:t xml:space="preserve">(1), 128–152. https://doi.org/10.2307/2393553</w:t>
-      </w:r>
+        <w:t xml:space="preserve">(1), 128–152.</w:t>
+      </w:r>
+      <w:r>
+        <w:t xml:space="preserve"> </w:t>
+      </w:r>
+      <w:hyperlink r:id="rId55">
+        <w:r>
+          <w:rPr>
+            <w:rStyle w:val="Hyperlink"/>
+          </w:rPr>
+          <w:t xml:space="preserve">https://doi.org/10.2307/2393553</w:t>
+        </w:r>
+      </w:hyperlink>
     </w:p>
     <w:p>
       <w:pPr>
@@ -1562,8 +1776,19 @@
         <w:t xml:space="preserve">Journal of International Business Studies, 34</w:t>
       </w:r>
       <w:r>
-        <w:t xml:space="preserve">(1), 5–18. https://doi.org/10.1057/palgrave.jibs.8400003</w:t>
-      </w:r>
+        <w:t xml:space="preserve">(1), 5–18.</w:t>
+      </w:r>
+      <w:r>
+        <w:t xml:space="preserve"> </w:t>
+      </w:r>
+      <w:hyperlink r:id="rId56">
+        <w:r>
+          <w:rPr>
+            <w:rStyle w:val="Hyperlink"/>
+          </w:rPr>
+          <w:t xml:space="preserve">https://doi.org/10.1057/palgrave.jibs.8400003</w:t>
+        </w:r>
+      </w:hyperlink>
     </w:p>
     <w:p>
       <w:pPr>
@@ -1583,8 +1808,19 @@
         <w:t xml:space="preserve">Journal of Marketing Research, 38</w:t>
       </w:r>
       <w:r>
-        <w:t xml:space="preserve">(2), 269–277. https://doi.org/10.1509/jmkr.38.2.269.18845</w:t>
-      </w:r>
+        <w:t xml:space="preserve">(2), 269–277.</w:t>
+      </w:r>
+      <w:r>
+        <w:t xml:space="preserve"> </w:t>
+      </w:r>
+      <w:hyperlink r:id="rId57">
+        <w:r>
+          <w:rPr>
+            <w:rStyle w:val="Hyperlink"/>
+          </w:rPr>
+          <w:t xml:space="preserve">https://doi.org/10.1509/jmkr.38.2.269.18845</w:t>
+        </w:r>
+      </w:hyperlink>
     </w:p>
     <w:p>
       <w:pPr>
@@ -1604,8 +1840,19 @@
         <w:t xml:space="preserve">Journal of International Business Studies, 48</w:t>
       </w:r>
       <w:r>
-        <w:t xml:space="preserve">(3), 293–307. https://doi.org/10.1057/s41267-017-0074-z</w:t>
-      </w:r>
+        <w:t xml:space="preserve">(3), 293–307.</w:t>
+      </w:r>
+      <w:r>
+        <w:t xml:space="preserve"> </w:t>
+      </w:r>
+      <w:hyperlink r:id="rId58">
+        <w:r>
+          <w:rPr>
+            <w:rStyle w:val="Hyperlink"/>
+          </w:rPr>
+          <w:t xml:space="preserve">https://doi.org/10.1057/s41267-017-0074-z</w:t>
+        </w:r>
+      </w:hyperlink>
     </w:p>
     <w:p>
       <w:pPr>
@@ -1625,8 +1872,19 @@
         <w:t xml:space="preserve">Strategic Management Journal, 37</w:t>
       </w:r>
       <w:r>
-        <w:t xml:space="preserve">(7), 1177–1195. https://doi.org/10.1002/smj.2399</w:t>
-      </w:r>
+        <w:t xml:space="preserve">(7), 1177–1195.</w:t>
+      </w:r>
+      <w:r>
+        <w:t xml:space="preserve"> </w:t>
+      </w:r>
+      <w:hyperlink r:id="rId59">
+        <w:r>
+          <w:rPr>
+            <w:rStyle w:val="Hyperlink"/>
+          </w:rPr>
+          <w:t xml:space="preserve">https://doi.org/10.1002/smj.2399</w:t>
+        </w:r>
+      </w:hyperlink>
     </w:p>
     <w:p>
       <w:pPr>
@@ -1646,8 +1904,19 @@
         <w:t xml:space="preserve">Management International Review, 47</w:t>
       </w:r>
       <w:r>
-        <w:t xml:space="preserve">(3), 423–452. https://doi.org/10.1007/s11575-007-0023-3</w:t>
-      </w:r>
+        <w:t xml:space="preserve">(3), 423–452.</w:t>
+      </w:r>
+      <w:r>
+        <w:t xml:space="preserve"> </w:t>
+      </w:r>
+      <w:hyperlink r:id="rId60">
+        <w:r>
+          <w:rPr>
+            <w:rStyle w:val="Hyperlink"/>
+          </w:rPr>
+          <w:t xml:space="preserve">https://doi.org/10.1007/s11575-007-0023-3</w:t>
+        </w:r>
+      </w:hyperlink>
     </w:p>
     <w:p>
       <w:pPr>
@@ -1667,8 +1936,19 @@
         <w:t xml:space="preserve">Academy of Management Journal, 40</w:t>
       </w:r>
       <w:r>
-        <w:t xml:space="preserve">(4), 767–798. https://doi.org/10.2307/256948</w:t>
-      </w:r>
+        <w:t xml:space="preserve">(4), 767–798.</w:t>
+      </w:r>
+      <w:r>
+        <w:t xml:space="preserve"> </w:t>
+      </w:r>
+      <w:hyperlink r:id="rId61">
+        <w:r>
+          <w:rPr>
+            <w:rStyle w:val="Hyperlink"/>
+          </w:rPr>
+          <w:t xml:space="preserve">https://doi.org/10.2307/256948</w:t>
+        </w:r>
+      </w:hyperlink>
     </w:p>
     <w:p>
       <w:pPr>
@@ -1688,8 +1968,19 @@
         <w:t xml:space="preserve">The Quarterly Journal of Economics, 124</w:t>
       </w:r>
       <w:r>
-        <w:t xml:space="preserve">(4), 1403–1448. https://doi.org/10.1162/qjec.2009.124.4.1403</w:t>
-      </w:r>
+        <w:t xml:space="preserve">(4), 1403–1448.</w:t>
+      </w:r>
+      <w:r>
+        <w:t xml:space="preserve"> </w:t>
+      </w:r>
+      <w:hyperlink r:id="rId62">
+        <w:r>
+          <w:rPr>
+            <w:rStyle w:val="Hyperlink"/>
+          </w:rPr>
+          <w:t xml:space="preserve">https://doi.org/10.1162/qjec.2009.124.4.1403</w:t>
+        </w:r>
+      </w:hyperlink>
     </w:p>
     <w:p>
       <w:pPr>
@@ -1709,8 +2000,19 @@
         <w:t xml:space="preserve">Journal of Consumer Research, 30</w:t>
       </w:r>
       <w:r>
-        <w:t xml:space="preserve">(2), 199–218. https://doi.org/10.1086/376806</w:t>
-      </w:r>
+        <w:t xml:space="preserve">(2), 199–218.</w:t>
+      </w:r>
+      <w:r>
+        <w:t xml:space="preserve"> </w:t>
+      </w:r>
+      <w:hyperlink r:id="rId63">
+        <w:r>
+          <w:rPr>
+            <w:rStyle w:val="Hyperlink"/>
+          </w:rPr>
+          <w:t xml:space="preserve">https://doi.org/10.1086/376806</w:t>
+        </w:r>
+      </w:hyperlink>
     </w:p>
     <w:p>
       <w:pPr>
@@ -1730,8 +2032,19 @@
         <w:t xml:space="preserve">Journal of International Business Studies, 8</w:t>
       </w:r>
       <w:r>
-        <w:t xml:space="preserve">(1), 23–32. https://doi.org/10.1057/palgrave.jibs.8490676</w:t>
-      </w:r>
+        <w:t xml:space="preserve">(1), 23–32.</w:t>
+      </w:r>
+      <w:r>
+        <w:t xml:space="preserve"> </w:t>
+      </w:r>
+      <w:hyperlink r:id="rId64">
+        <w:r>
+          <w:rPr>
+            <w:rStyle w:val="Hyperlink"/>
+          </w:rPr>
+          <w:t xml:space="preserve">https://doi.org/10.1057/palgrave.jibs.8490676</w:t>
+        </w:r>
+      </w:hyperlink>
     </w:p>
     <w:p>
       <w:pPr>
@@ -1751,8 +2064,19 @@
         <w:t xml:space="preserve">Journal of International Business Studies, 40</w:t>
       </w:r>
       <w:r>
-        <w:t xml:space="preserve">(9), 1411–1431. https://doi.org/10.1057/jibs.2009.24</w:t>
-      </w:r>
+        <w:t xml:space="preserve">(9), 1411–1431.</w:t>
+      </w:r>
+      <w:r>
+        <w:t xml:space="preserve"> </w:t>
+      </w:r>
+      <w:hyperlink r:id="rId65">
+        <w:r>
+          <w:rPr>
+            <w:rStyle w:val="Hyperlink"/>
+          </w:rPr>
+          <w:t xml:space="preserve">https://doi.org/10.1057/jibs.2009.24</w:t>
+        </w:r>
+      </w:hyperlink>
     </w:p>
     <w:p>
       <w:pPr>
@@ -1793,8 +2117,19 @@
         <w:t xml:space="preserve">Academy of Management Journal, 54</w:t>
       </w:r>
       <w:r>
-        <w:t xml:space="preserve">(1), 47–72. https://doi.org/10.5465/amj.2011.59215090</w:t>
-      </w:r>
+        <w:t xml:space="preserve">(1), 47–72.</w:t>
+      </w:r>
+      <w:r>
+        <w:t xml:space="preserve"> </w:t>
+      </w:r>
+      <w:hyperlink r:id="rId66">
+        <w:r>
+          <w:rPr>
+            <w:rStyle w:val="Hyperlink"/>
+          </w:rPr>
+          <w:t xml:space="preserve">https://doi.org/10.5465/amj.2011.59215090</w:t>
+        </w:r>
+      </w:hyperlink>
     </w:p>
     <w:p>
       <w:pPr>
@@ -1814,8 +2149,19 @@
         <w:t xml:space="preserve">World Development, 20</w:t>
       </w:r>
       <w:r>
-        <w:t xml:space="preserve">(2), 165–186. https://doi.org/10.1016/0305-750X(92)90097-F</w:t>
-      </w:r>
+        <w:t xml:space="preserve">(2), 165–186.</w:t>
+      </w:r>
+      <w:r>
+        <w:t xml:space="preserve"> </w:t>
+      </w:r>
+      <w:hyperlink r:id="rId67">
+        <w:r>
+          <w:rPr>
+            <w:rStyle w:val="Hyperlink"/>
+          </w:rPr>
+          <w:t xml:space="preserve">https://doi.org/10.1016/0305-750X(92)90097-F</w:t>
+        </w:r>
+      </w:hyperlink>
     </w:p>
     <w:p>
       <w:pPr>
@@ -1835,8 +2181,19 @@
         <w:t xml:space="preserve">Oxford Bulletin of Economics and Statistics, 72</w:t>
       </w:r>
       <w:r>
-        <w:t xml:space="preserve">(1), 109–118. https://doi.org/10.1111/j.1468-0084.2009.00569.x</w:t>
-      </w:r>
+        <w:t xml:space="preserve">(1), 109–118.</w:t>
+      </w:r>
+      <w:r>
+        <w:t xml:space="preserve"> </w:t>
+      </w:r>
+      <w:hyperlink r:id="rId68">
+        <w:r>
+          <w:rPr>
+            <w:rStyle w:val="Hyperlink"/>
+          </w:rPr>
+          <w:t xml:space="preserve">https://doi.org/10.1111/j.1468-0084.2009.00569.x</w:t>
+        </w:r>
+      </w:hyperlink>
     </w:p>
     <w:p>
       <w:pPr>
@@ -1856,8 +2213,19 @@
         <w:t xml:space="preserve">Academy of Management Journal, 47</w:t>
       </w:r>
       <w:r>
-        <w:t xml:space="preserve">(4), 598–609. https://doi.org/10.2307/20159604</w:t>
-      </w:r>
+        <w:t xml:space="preserve">(4), 598–609.</w:t>
+      </w:r>
+      <w:r>
+        <w:t xml:space="preserve"> </w:t>
+      </w:r>
+      <w:hyperlink r:id="rId69">
+        <w:r>
+          <w:rPr>
+            <w:rStyle w:val="Hyperlink"/>
+          </w:rPr>
+          <w:t xml:space="preserve">https://doi.org/10.2307/20159604</w:t>
+        </w:r>
+      </w:hyperlink>
     </w:p>
     <w:p>
       <w:pPr>
@@ -1880,7 +2248,7 @@
         <w:t xml:space="preserve"> </w:t>
       </w:r>
       <w:r>
-        <w:t xml:space="preserve">(Policy Research Working Paper No. 11350). World Bank Group.</w:t>
+        <w:t xml:space="preserve">(Policy Research Working Paper No. 11350). World Bank Group.</w:t>
       </w:r>
     </w:p>
     <w:p>
@@ -1901,8 +2269,19 @@
         <w:t xml:space="preserve">Econometrica, 71</w:t>
       </w:r>
       <w:r>
-        <w:t xml:space="preserve">(6), 1695–1725. https://doi.org/10.1111/1468-0262.00467</w:t>
-      </w:r>
+        <w:t xml:space="preserve">(6), 1695–1725.</w:t>
+      </w:r>
+      <w:r>
+        <w:t xml:space="preserve"> </w:t>
+      </w:r>
+      <w:hyperlink r:id="rId70">
+        <w:r>
+          <w:rPr>
+            <w:rStyle w:val="Hyperlink"/>
+          </w:rPr>
+          <w:t xml:space="preserve">https://doi.org/10.1111/1468-0262.00467</w:t>
+        </w:r>
+      </w:hyperlink>
     </w:p>
     <w:p>
       <w:pPr>
@@ -1922,8 +2301,19 @@
         <w:t xml:space="preserve">Institutions, institutional change and economic performance</w:t>
       </w:r>
       <w:r>
-        <w:t xml:space="preserve">. Cambridge University Press. https://doi.org/10.1017/CBO9780511808678</w:t>
-      </w:r>
+        <w:t xml:space="preserve">. Cambridge University Press.</w:t>
+      </w:r>
+      <w:r>
+        <w:t xml:space="preserve"> </w:t>
+      </w:r>
+      <w:hyperlink r:id="rId71">
+        <w:r>
+          <w:rPr>
+            <w:rStyle w:val="Hyperlink"/>
+          </w:rPr>
+          <w:t xml:space="preserve">https://doi.org/10.1017/CBO9780511808678</w:t>
+        </w:r>
+      </w:hyperlink>
     </w:p>
     <w:p>
       <w:pPr>
@@ -1943,8 +2333,19 @@
         <w:t xml:space="preserve">Strategic Management Journal, 41</w:t>
       </w:r>
       <w:r>
-        <w:t xml:space="preserve">(1), 152–172. https://doi.org/10.1002/smj.3087</w:t>
-      </w:r>
+        <w:t xml:space="preserve">(1), 152–172.</w:t>
+      </w:r>
+      <w:r>
+        <w:t xml:space="preserve"> </w:t>
+      </w:r>
+      <w:hyperlink r:id="rId72">
+        <w:r>
+          <w:rPr>
+            <w:rStyle w:val="Hyperlink"/>
+          </w:rPr>
+          <w:t xml:space="preserve">https://doi.org/10.1002/smj.3087</w:t>
+        </w:r>
+      </w:hyperlink>
     </w:p>
     <w:p>
       <w:pPr>
@@ -1964,8 +2365,19 @@
         <w:t xml:space="preserve">Entrepreneurship Theory and Practice, 38</w:t>
       </w:r>
       <w:r>
-        <w:t xml:space="preserve">(1), 71–93. https://doi.org/10.1111/etap.12088</w:t>
-      </w:r>
+        <w:t xml:space="preserve">(1), 71–93.</w:t>
+      </w:r>
+      <w:r>
+        <w:t xml:space="preserve"> </w:t>
+      </w:r>
+      <w:hyperlink r:id="rId73">
+        <w:r>
+          <w:rPr>
+            <w:rStyle w:val="Hyperlink"/>
+          </w:rPr>
+          <w:t xml:space="preserve">https://doi.org/10.1111/etap.12088</w:t>
+        </w:r>
+      </w:hyperlink>
     </w:p>
     <w:p>
       <w:pPr>
@@ -1985,8 +2397,19 @@
         <w:t xml:space="preserve">International Business Review, 27</w:t>
       </w:r>
       <w:r>
-        <w:t xml:space="preserve">(2), 333–351. https://doi.org/10.1016/j.ibusrev.2017.09.005</w:t>
-      </w:r>
+        <w:t xml:space="preserve">(2), 333–351.</w:t>
+      </w:r>
+      <w:r>
+        <w:t xml:space="preserve"> </w:t>
+      </w:r>
+      <w:hyperlink r:id="rId74">
+        <w:r>
+          <w:rPr>
+            <w:rStyle w:val="Hyperlink"/>
+          </w:rPr>
+          <w:t xml:space="preserve">https://doi.org/10.1016/j.ibusrev.2017.09.005</w:t>
+        </w:r>
+      </w:hyperlink>
     </w:p>
     <w:p>
       <w:pPr>
@@ -2006,8 +2429,19 @@
         <w:t xml:space="preserve">World Trade Review, 3</w:t>
       </w:r>
       <w:r>
-        <w:t xml:space="preserve">(3), 347–383. https://doi.org/10.1017/S1474745604001922</w:t>
-      </w:r>
+        <w:t xml:space="preserve">(3), 347–383.</w:t>
+      </w:r>
+      <w:r>
+        <w:t xml:space="preserve"> </w:t>
+      </w:r>
+      <w:hyperlink r:id="rId75">
+        <w:r>
+          <w:rPr>
+            <w:rStyle w:val="Hyperlink"/>
+          </w:rPr>
+          <w:t xml:space="preserve">https://doi.org/10.1017/S1474745604001922</w:t>
+        </w:r>
+      </w:hyperlink>
     </w:p>
     <w:p>
       <w:pPr>
@@ -2027,11 +2461,22 @@
         <w:t xml:space="preserve">Academy of Management Journal, 38</w:t>
       </w:r>
       <w:r>
-        <w:t xml:space="preserve">(2), 341–363. https://doi.org/10.2307/256683</w:t>
-      </w:r>
-    </w:p>
-    <w:bookmarkEnd w:id="44"/>
-    <w:bookmarkEnd w:id="45"/>
+        <w:t xml:space="preserve">(2), 341–363.</w:t>
+      </w:r>
+      <w:r>
+        <w:t xml:space="preserve"> </w:t>
+      </w:r>
+      <w:hyperlink r:id="rId76">
+        <w:r>
+          <w:rPr>
+            <w:rStyle w:val="Hyperlink"/>
+          </w:rPr>
+          <w:t xml:space="preserve">https://doi.org/10.2307/256683</w:t>
+        </w:r>
+      </w:hyperlink>
+    </w:p>
+    <w:bookmarkEnd w:id="77"/>
+    <w:bookmarkEnd w:id="78"/>
     <w:sectPr>
       <w:pgSz w:h="16838" w:w="11906"/>
       <w:pgMar w:bottom="1417" w:left="1417" w:right="1417" w:top="1417"/>
@@ -2141,8 +2586,87 @@
       </w:pPr>
     </w:lvl>
   </w:abstractNum>
+  <w:abstractNum w:abstractNumId="991">
+    <w:nsid w:val="A991"/>
+    <w:multiLevelType w:val="multilevel"/>
+    <w:lvl w:ilvl="0">
+      <w:numFmt w:val="bullet"/>
+      <w:lvlText w:val="•"/>
+      <w:lvlJc w:val="left"/>
+      <w:pPr>
+        <w:ind w:left="720" w:hanging="480"/>
+      </w:pPr>
+    </w:lvl>
+    <w:lvl w:ilvl="1">
+      <w:numFmt w:val="bullet"/>
+      <w:lvlText w:val="–"/>
+      <w:lvlJc w:val="left"/>
+      <w:pPr>
+        <w:ind w:left="1440" w:hanging="480"/>
+      </w:pPr>
+    </w:lvl>
+    <w:lvl w:ilvl="2">
+      <w:numFmt w:val="bullet"/>
+      <w:lvlText w:val="•"/>
+      <w:lvlJc w:val="left"/>
+      <w:pPr>
+        <w:ind w:left="2160" w:hanging="480"/>
+      </w:pPr>
+    </w:lvl>
+    <w:lvl w:ilvl="3">
+      <w:numFmt w:val="bullet"/>
+      <w:lvlText w:val="–"/>
+      <w:lvlJc w:val="left"/>
+      <w:pPr>
+        <w:ind w:left="2880" w:hanging="480"/>
+      </w:pPr>
+    </w:lvl>
+    <w:lvl w:ilvl="4">
+      <w:numFmt w:val="bullet"/>
+      <w:lvlText w:val="•"/>
+      <w:lvlJc w:val="left"/>
+      <w:pPr>
+        <w:ind w:left="3600" w:hanging="480"/>
+      </w:pPr>
+    </w:lvl>
+    <w:lvl w:ilvl="5">
+      <w:numFmt w:val="bullet"/>
+      <w:lvlText w:val="–"/>
+      <w:lvlJc w:val="left"/>
+      <w:pPr>
+        <w:ind w:left="4320" w:hanging="480"/>
+      </w:pPr>
+    </w:lvl>
+    <w:lvl w:ilvl="6">
+      <w:numFmt w:val="bullet"/>
+      <w:lvlText w:val="•"/>
+      <w:lvlJc w:val="left"/>
+      <w:pPr>
+        <w:ind w:left="5040" w:hanging="480"/>
+      </w:pPr>
+    </w:lvl>
+    <w:lvl w:ilvl="7">
+      <w:numFmt w:val="bullet"/>
+      <w:lvlText w:val="–"/>
+      <w:lvlJc w:val="left"/>
+      <w:pPr>
+        <w:ind w:left="5760" w:hanging="480"/>
+      </w:pPr>
+    </w:lvl>
+    <w:lvl w:ilvl="8">
+      <w:numFmt w:val="bullet"/>
+      <w:lvlText w:val="•"/>
+      <w:lvlJc w:val="left"/>
+      <w:pPr>
+        <w:ind w:left="6480" w:hanging="480"/>
+      </w:pPr>
+    </w:lvl>
+  </w:abstractNum>
   <w:num w:numId="1000">
     <w:abstractNumId w:val="990"/>
+  </w:num>
+  <w:num w:numId="1001">
+    <w:abstractNumId w:val="991"/>
   </w:num>
 </w:numbering>
 </file>
